--- a/PLAN/observaciones_es.docx
+++ b/PLAN/observaciones_es.docx
@@ -412,6 +412,100 @@
       </w:pPr>
       <w:r>
         <w:t xml:space="preserve">Se están completando las especificaciones y observaciones.</w:t>
+      </w:r>
+    </w:p>
+    <w:p>
+      <w:pPr>
+        <w:spacing w:after="120" w:before="240"/>
+      </w:pPr>
+      <w:r>
+        <w:rPr>
+          <w:b/>
+          <w:bCs/>
+          <w:color w:val="1F3864"/>
+          <w:sz w:val="28"/>
+          <w:szCs w:val="28"/>
+        </w:rPr>
+        <w:t xml:space="preserve">Segunda semana de agosto de 2026 — Correlación de los componentes con el peso en el índice</w:t>
+      </w:r>
+    </w:p>
+    <w:p>
+      <w:pPr>
+        <w:spacing w:after="120"/>
+      </w:pPr>
+      <w:r>
+        <w:t xml:space="preserve">Se ha construido una herramienta para responder a una pregunta concreta: ¿los valores con más peso en un índice correlacionan más con su movimiento? La respuesta, una vez descontado el efecto mecánico, es que NO: el peso no predice la correlación.</w:t>
+      </w:r>
+    </w:p>
+    <w:p>
+      <w:pPr>
+        <w:spacing w:after="120"/>
+      </w:pPr>
+      <w:r>
+        <w:t xml:space="preserve">El hallazgo más útil, sin embargo, es metodológico. La correlación bruta de un valor con su índice está fuertemente contaminada por el propio peso de ese valor: un componente que pesa mucho ya "es", en parte, el propio índice, y correlaciona consigo mismo. Para medirlo de verdad hay que restar su contribución al índice y reescalar lo que queda — al hacerlo, la correlación de Goldman Sachs en el Dow Jones cae de 0,71 a 0,51; la de SAP en el DAX, de 0,37 a 0,17; la de ASML en el AEX, de 0,78 a 0,40. Cualquier análisis que use "correlación con el índice" sin esta corrección estaría midiendo, en buena medida, el peso disfrazado de otra cosa.</w:t>
+      </w:r>
+    </w:p>
+    <w:p>
+      <w:pPr>
+        <w:spacing w:after="120"/>
+      </w:pPr>
+      <w:r>
+        <w:t xml:space="preserve">Otros patrones observados, con ventanas de 180 sesiones y sin explicación cerrada: las tres grandes petroleras europeas (TotalEnergies en el CAC 40, Shell en el AEX, Eni en el MIB) muestran correlación y beta negativas de forma estable en las tres escalas temporales medidas — el mismo sector, en tres mercados distintos, moviéndose en contra de su propio índice. Y varios valores muy grandes (Apple, Microsoft, Unilever) aparecen prácticamente desacoplados de su índice, con correlaciones cercanas a cero.</w:t>
+      </w:r>
+    </w:p>
+    <w:p>
+      <w:pPr>
+        <w:spacing w:after="120"/>
+      </w:pPr>
+      <w:r>
+        <w:t xml:space="preserve">Sobre la utilidad de estas medidas para un modelo predictivo: correlación y beta son descriptivas, no predictivas — describen cómo se ha movido un valor en el pasado, igual que el momentum o la dispersión que ya se usaban. Añadirlas a un modelo que ya ha fallado con variables del mismo tipo no parece prometedor. Donde sí pueden aportar es como medida de RIESGO (la beta indica cuánto amplifica un valor los movimientos del índice), por ejemplo para diagnosticar la volatilidad de una cartera ya construida, que es una pregunta distinta y con respuesta más alcanzable que predecir quién subirá más.</w:t>
+      </w:r>
+    </w:p>
+    <w:p>
+      <w:pPr>
+        <w:spacing w:after="120" w:before="240"/>
+      </w:pPr>
+      <w:r>
+        <w:rPr>
+          <w:b/>
+          <w:bCs/>
+          <w:color w:val="1F3864"/>
+          <w:sz w:val="28"/>
+          <w:szCs w:val="28"/>
+        </w:rPr>
+        <w:t xml:space="preserve">Segunda semana de agosto de 2026 — Persistencia en el orden relativo</w:t>
+      </w:r>
+    </w:p>
+    <w:p>
+      <w:pPr>
+        <w:spacing w:after="120"/>
+      </w:pPr>
+      <w:r>
+        <w:t xml:space="preserve">Segunda pregunta de la misma línea: pasado un tiempo, unos valores lo han hecho mejor que otros — ¿los que van arriba en una ventana siguen arriba en la siguiente, o el orden se rebaraja cada vez? Se mide con la correlación de Spearman entre el orden de ventanas consecutivas SIN SOLAPE (si se solaparan, compartirían casi todas sus sesiones y la correlación saldría alta por pura construcción), probando de una vez las seis primeras longitudes de Fibonacci: 1, 2, 3, 5, 8 y 13 sesiones.</w:t>
+      </w:r>
+    </w:p>
+    <w:p>
+      <w:pPr>
+        <w:spacing w:after="120"/>
+      </w:pPr>
+      <w:r>
+        <w:t xml:space="preserve">Resultado: en la correlación global (Spearman), ningún índice se separa de lo que produce el azar — el orden general se rebaraja. En los extremos (el 10% mejor y peor de cada ventana) la única excepción reseñable es el Nasdaq 100, con coincidencias en cabeza cerca del doble de lo esperado por azar y, lo más relevante, de forma consistente en las seis longitudes y replicada en dos periodos distintos (114 y 244 sesiones). Ninguna medida aislada supera el umbral formal de 2 desviaciones típicas, pero la consistencia del conjunto es más difícil de atribuir a la casualidad que cualquier cifra suelta.</w:t>
+      </w:r>
+    </w:p>
+    <w:p>
+      <w:pPr>
+        <w:spacing w:after="120"/>
+      </w:pPr>
+      <w:r>
+        <w:t xml:space="preserve">Cautela metodológica aprendida por el camino: al principio, las coincidencias en los extremos solo se comparaban con su valor esperado por azar, sin medir cuánto VARÍAN por azar. Al añadir esa dispersión se comprobó que es muy grande (con datos puramente aleatorios, coincidencias de 0,265 con una dispersión de ±0,489), de modo que diferencias que a simple vista parecían llamativas entran de lleno en lo normal. Sin esa referencia, es fácil leer como hallazgo lo que solo es ruido.</w:t>
+      </w:r>
+    </w:p>
+    <w:p>
+      <w:pPr>
+        <w:spacing w:after="120"/>
+      </w:pPr>
+      <w:r>
+        <w:t xml:space="preserve">Queda abierto si la persistencia del Nasdaq refleja que "los buenos siguen siendo buenos" o, más probablemente, que unos pocos valores muy volátiles (el bloque de semiconductores e IA, con betas de 2,5 a 3,5) copan los extremos una y otra vez — arriba cuando su sector sube, abajo cuando corrige. La segunda explicación produciría los mismos números sin ser una ventaja aprovechable, y para distinguirlas se ha añadido a la herramienta un recuento de qué valores concretos ocupan los extremos y con qué concentración.</w:t>
       </w:r>
     </w:p>
     <w:sectPr>

--- a/PLAN/observaciones_es.docx
+++ b/PLAN/observaciones_es.docx
@@ -506,6 +506,92 @@
       </w:pPr>
       <w:r>
         <w:t xml:space="preserve">Queda abierto si la persistencia del Nasdaq refleja que "los buenos siguen siendo buenos" o, más probablemente, que unos pocos valores muy volátiles (el bloque de semiconductores e IA, con betas de 2,5 a 3,5) copan los extremos una y otra vez — arriba cuando su sector sube, abajo cuando corrige. La segunda explicación produciría los mismos números sin ser una ventaja aprovechable, y para distinguirlas se ha añadido a la herramienta un recuento de qué valores concretos ocupan los extremos y con qué concentración.</w:t>
+      </w:r>
+    </w:p>
+    <w:p>
+      <w:pPr>
+        <w:spacing w:after="120" w:before="240"/>
+      </w:pPr>
+      <w:r>
+        <w:rPr>
+          <w:b/>
+          <w:bCs/>
+          <w:color w:val="1F3864"/>
+          <w:sz w:val="28"/>
+          <w:szCs w:val="28"/>
+        </w:rPr>
+        <w:t xml:space="preserve">Segunda semana de agosto de 2026 — Clasificación con red neuronal, y balance de todo el proyecto</w:t>
+      </w:r>
+    </w:p>
+    <w:p>
+      <w:pPr>
+        <w:spacing w:after="120"/>
+      </w:pPr>
+      <w:r>
+        <w:t xml:space="preserve">Último enfoque probado, y el mejor planteado de todos: en vez de pedirle al modelo que prediga CUÁNTO subirá un valor (donde habían fallado los anteriores), se le pide algo más burdo y por tanto más aprendible — clasificar cada valor en dos grupos, por encima o por debajo de la mediana del índice en las cinco sesiones siguientes. La mediana, y no "superar al índice", se eligió a propósito: con ella los dos grupos están siempre equilibrados por construcción, la línea base es exactamente 50%, y no hay forma de acertar diciendo siempre lo mismo.</w:t>
+      </w:r>
+    </w:p>
+    <w:p>
+      <w:pPr>
+        <w:spacing w:after="120"/>
+      </w:pPr>
+      <w:r>
+        <w:t xml:space="preserve">El método de validación es el más exigente de los usados en el proyecto: el histórico se parte en dos tramos separados en el tiempo (nunca al azar, que permitiría aprender de un martes para predecir el lunes anterior); se entrena en el primero, el modelo se congela, y en el segundo solo se le enseñan las variables de entrada. Entre ambos tramos se deja un hueco de cinco sesiones, porque la etiqueta de cada ejemplo depende de las cinco siguientes: sin ese margen, los últimos ejemplos de entrenamiento tendrían etiquetas que dependen de sesiones ya pertenecientes a la prueba.</w:t>
+      </w:r>
+    </w:p>
+    <w:p>
+      <w:pPr>
+        <w:spacing w:after="120"/>
+      </w:pPr>
+      <w:r>
+        <w:t xml:space="preserve">Resultados: CAC 40, 50,9% de aciertos; Nasdaq 100 (el índice más numeroso, con 11.615 ejemplos de entrenamiento), 49,4%. En ambos casos, indistinguible del 50% que daría clasificar al azar. Más revelador todavía que el porcentaje global: los aciertos entre los casos de MAYOR CONFIANZA del modelo son prácticamente idénticos a los del conjunto (51,3% y 49,8%). Si un modelo tuviera señal real, debería acertar más donde está seguro que donde duda; que acierte igual en ambos casos significa que su confianza no informa de nada. En el Nasdaq, además, los cuatro valores de mayor probabilidad rindieron 0,249% frente al 0,605% de la media de todos los candidatos, y superaron a esa media en exactamente 20 de 40 pasos: la definición de una moneda al aire.</w:t>
+      </w:r>
+    </w:p>
+    <w:p>
+      <w:pPr>
+        <w:spacing w:after="120" w:before="240"/>
+      </w:pPr>
+      <w:r>
+        <w:rPr>
+          <w:b/>
+          <w:bCs/>
+          <w:color w:val="1F3864"/>
+          <w:sz w:val="28"/>
+          <w:szCs w:val="28"/>
+        </w:rPr>
+        <w:t xml:space="preserve">Balance de los cinco enfoques probados</w:t>
+      </w:r>
+    </w:p>
+    <w:p>
+      <w:pPr>
+        <w:spacing w:after="120"/>
+      </w:pPr>
+      <w:r>
+        <w:t xml:space="preserve">A lo largo del proyecto se han probado cinco familias de métodos: reglas técnicas sobre precio, volumen y flujo de dinero; datos fundamentales; consenso de analistas; regresión ridge multifactor; y una red neuronal de clasificación. Los cinco convergen en el mismo resultado: ninguno muestra una ventaja fiable sobre no aplicar ningún criterio. Y no es que sea difícil construir el clasificador — la misma red alcanza el 99,5% de aciertos en un problema con señal real, comprobado como control. Lo difícil es que exista una señal aprendible en estos datos.</w:t>
+      </w:r>
+    </w:p>
+    <w:p>
+      <w:pPr>
+        <w:spacing w:after="120"/>
+      </w:pPr>
+      <w:r>
+        <w:t xml:space="preserve">Tiene sentido que así sea: si los movimientos de precio y volumen de unas pocas sesiones permitieran predecir de forma fiable qué valores lo harán mejor la semana siguiente, esa información sería enormemente valiosa y estaría al alcance de cualquiera con un ordenador — miles de profesionales con más datos y más potencia la habrían explotado hasta agotarla, y al hacerlo la habrían eliminado del precio. No encontrarla es, en buena medida, la consecuencia esperable de que otros la buscaran antes.</w:t>
+      </w:r>
+    </w:p>
+    <w:p>
+      <w:pPr>
+        <w:spacing w:after="120"/>
+      </w:pPr>
+      <w:r>
+        <w:t xml:space="preserve">Conviene, aun así, no cerrar la puerta con más firmeza de la que los datos permiten: estos modelos ven precio, volumen y flujo de unas pocas sesiones, más cuatro variables fundamentales estáticas. No ven noticias, resultados trimestrales, cambios regulatorios ni contexto macroeconómico. Es perfectamente posible que exista señal en información que sencillamente no se está mirando. Lo demostrado es que no está en ESTAS variables, con ESTOS horizontes.</w:t>
+      </w:r>
+    </w:p>
+    <w:p>
+      <w:pPr>
+        <w:spacing w:after="120"/>
+      </w:pPr>
+      <w:r>
+        <w:t xml:space="preserve">Y queda algo que merece decirse: el resultado de este trabajo no es una aplicación que prediga el mercado — es una aplicación capaz de comprobar honestamente si una idea funciona, incluyendo la parte incómoda de decir que no. Eso es más raro y más valioso de lo que parece.</w:t>
       </w:r>
     </w:p>
     <w:sectPr>

--- a/PLAN/observaciones_es.docx
+++ b/PLAN/observaciones_es.docx
@@ -592,6 +592,53 @@
       </w:pPr>
       <w:r>
         <w:t xml:space="preserve">Y queda algo que merece decirse: el resultado de este trabajo no es una aplicación que prediga el mercado — es una aplicación capaz de comprobar honestamente si una idea funciona, incluyendo la parte incómoda de decir que no. Eso es más raro y más valioso de lo que parece.</w:t>
+      </w:r>
+    </w:p>
+    <w:p>
+      <w:pPr>
+        <w:spacing w:after="120" w:before="240"/>
+      </w:pPr>
+      <w:r>
+        <w:rPr>
+          <w:b/>
+          <w:bCs/>
+          <w:color w:val="1F3864"/>
+          <w:sz w:val="28"/>
+          <w:szCs w:val="28"/>
+        </w:rPr>
+        <w:t xml:space="preserve">Segunda semana de agosto de 2026 — Clasificación por fundamentales</w:t>
+      </w:r>
+    </w:p>
+    <w:p>
+      <w:pPr>
+        <w:spacing w:after="120"/>
+      </w:pPr>
+      <w:r>
+        <w:t xml:space="preserve">Sexto enfoque probado, y el más elaborado de todos en cuanto a preparación de datos: en vez de precio/volumen, la clasificación (por encima o por debajo de la mediana del índice) se hace con 34 variables fundamentales — resultados publicados con su fecha real, la evolución de las estimaciones de analistas de los últimos 3 meses, PER/capitalización/rentabilidad por dividendo/beta reconstruidos con el precio histórico real, y el resto como constantes de hoy con un indicador de disponibilidad cuando faltan (imputadas por la media del índice ese día, nunca por cero, para no introducir una distorsión). Periodo limitado a un trimestre (63 sesiones): es el límite real de cobertura de la variable más rica, no una elección arbitraria.</w:t>
+      </w:r>
+    </w:p>
+    <w:p>
+      <w:pPr>
+        <w:spacing w:after="120"/>
+      </w:pPr>
+      <w:r>
+        <w:t xml:space="preserve">Probado en 8 índices tradicionales. Mirado índice por índice, el cuadro parece prometedor: varios superan el 50% de aciertos, y AEX y FTSE MIB muestran rentabilidades de los destacados claramente por encima de la media (+1,40 y +1,37 puntos). Pero agregando los 117 pasos de prueba de los 8 índices juntos — la única forma honesta de leer esto, como ya se ha aprendido varias veces en este proyecto —, los valores destacados por el modelo superaron a la media de su propio índice en 55 de 117 pasos: 47,0%, por debajo del azar, no por encima. La diferencia media de rentabilidad fue de -0,56 puntos.</w:t>
+      </w:r>
+    </w:p>
+    <w:p>
+      <w:pPr>
+        <w:spacing w:after="120"/>
+      </w:pPr>
+      <w:r>
+        <w:t xml:space="preserve">El dato que más pesa en contra de una señal real, más que el porcentaje agregado en sí: el acierto entre los casos de mayor confianza del modelo varió entre el 33,3% (PSI 20) y el 80% (FTSE MIB) según el índice, con Nasdaq 100 (36,25%) y PSI 20 por DEBAJO del azar en sus propios casos más seguros. Un modelo con señal real debería acertar más, y de forma consistente entre mercados, precisamente en los casos donde se declara más seguro — no mejor en unos índices y peor que el azar en otros. Esa dispersión, con solo 12-15 pasos de prueba por índice, es la firma característica del ruido de muestra pequeña repartido en 8 tiradas independientes, no de una ventaja real que solo aparece en algunos mercados.</w:t>
+      </w:r>
+    </w:p>
+    <w:p>
+      <w:pPr>
+        <w:spacing w:after="120"/>
+      </w:pPr>
+      <w:r>
+        <w:t xml:space="preserve">Con este, ya son seis los enfoques que convergen en el mismo resultado — el séptimo si se cuenta por separado la clasificación por precio y volumen y la clasificación por fundamentales, que usan el mismo mecanismo pero variables distintas. En ningún caso agregado con rigor ha aparecido una ventaja fiable sobre no aplicar ningún criterio.</w:t>
       </w:r>
     </w:p>
     <w:sectPr>

--- a/PLAN/observaciones_es.docx
+++ b/PLAN/observaciones_es.docx
@@ -639,6 +639,72 @@
       </w:pPr>
       <w:r>
         <w:t xml:space="preserve">Con este, ya son seis los enfoques que convergen en el mismo resultado — el séptimo si se cuenta por separado la clasificación por precio y volumen y la clasificación por fundamentales, que usan el mismo mecanismo pero variables distintas. En ningún caso agregado con rigor ha aparecido una ventaja fiable sobre no aplicar ningún criterio.</w:t>
+      </w:r>
+    </w:p>
+    <w:p>
+      <w:pPr>
+        <w:spacing w:after="120" w:before="240"/>
+      </w:pPr>
+      <w:r>
+        <w:rPr>
+          <w:b/>
+          <w:bCs/>
+          <w:color w:val="1F3864"/>
+          <w:sz w:val="28"/>
+          <w:szCs w:val="28"/>
+        </w:rPr>
+        <w:t xml:space="preserve">23 de agosto de 2026 — Reversión a la media por flujo de dinero</w:t>
+      </w:r>
+    </w:p>
+    <w:p>
+      <w:pPr>
+        <w:spacing w:after="120"/>
+      </w:pPr>
+      <w:r>
+        <w:t xml:space="preserve">Sesgo positivo del abanico de rentabilidades para una cartera del IBEX 35 de cuatro valores seleccionados por flujo de dinero bajo, efectuando el rebalanceo cuando solo permanecen 2 o menos valores de la cartera vigente.</w:t>
+      </w:r>
+    </w:p>
+    <w:p>
+      <w:pPr>
+        <w:spacing w:after="120"/>
+        <w:jc w:val="center"/>
+      </w:pPr>
+      <w:r>
+        <w:drawing>
+          <wp:inline distT="0" distB="0" distL="0" distR="0">
+            <wp:extent cx="5486400" cy="3120390"/>
+            <wp:effectExtent l="0" t="0" r="0" b="0"/>
+            <wp:docPr id="9001" name="Grafico abanico rentabilidades flujo bajo"/>
+            <wp:cNvGraphicFramePr>
+              <a:graphicFrameLocks xmlns:a="http://schemas.openxmlformats.org/drawingml/2006/main" noChangeAspect="1"/>
+            </wp:cNvGraphicFramePr>
+            <a:graphic xmlns:a="http://schemas.openxmlformats.org/drawingml/2006/main">
+              <a:graphicData uri="http://schemas.openxmlformats.org/drawingml/2006/picture">
+                <pic:pic xmlns:pic="http://schemas.openxmlformats.org/drawingml/2006/picture">
+                  <pic:nvPicPr>
+                    <pic:cNvPr id="0" name="Grafico abanico rentabilidades flujo bajo"/>
+                    <pic:cNvPicPr/>
+                  </pic:nvPicPr>
+                  <pic:blipFill>
+                    <a:blip r:embed="rId8"/>
+                    <a:stretch>
+                      <a:fillRect/>
+                    </a:stretch>
+                  </pic:blipFill>
+                  <pic:spPr>
+                    <a:xfrm>
+                      <a:off x="0" y="0"/>
+                      <a:ext cx="5486400" cy="3120390"/>
+                    </a:xfrm>
+                    <a:prstGeom prst="rect">
+                      <a:avLst/>
+                    </a:prstGeom>
+                  </pic:spPr>
+                </pic:pic>
+              </a:graphicData>
+            </a:graphic>
+          </wp:inline>
+        </w:drawing>
       </w:r>
     </w:p>
     <w:sectPr>
